--- a/Architecture/adr/acrme_adr_007_crg_deployment_model.docx
+++ b/Architecture/adr/acrme_adr_007_crg_deployment_model.docx
@@ -15201,7 +15201,25 @@
         <w:rPr>
           <w:rStyle w:val="VerbatimChar"/>
         </w:rPr>
-        <w:t xml:space="preserve">  customer_requested_dr_slots  = prod_vm_count × dr_ratio_max</w:t>
+        <w:t xml:space="preserve">  customer_requested_dr_slots  = dr_bootstrap_qty   # configurable DR bootstrap target</w:t>
+      </w:r>
+      <w:r>
+        <w:br/>
+      </w:r>
+      <w:r>
+        <w:rPr>
+          <w:rStyle w:val="VerbatimChar"/>
+        </w:rPr>
+        <w:t xml:space="preserve">                                                    # per workload/product/region (DR-007);</w:t>
+      </w:r>
+      <w:r>
+        <w:br/>
+      </w:r>
+      <w:r>
+        <w:rPr>
+          <w:rStyle w:val="VerbatimChar"/>
+        </w:rPr>
+        <w:t xml:space="preserve">                                                    # NOT prod_vm_count × a fixed dr_ratio</w:t>
       </w:r>
       <w:r>
         <w:br/>
@@ -15212,14 +15230,66 @@
         </w:rPr>
         <w:t xml:space="preserve">  nonprod_crg_effective_free   = nonprod_crg_free_slots − nonprod_crg_dr_overflow_reserve</w:t>
       </w:r>
-      <w:r>
-        <w:br/>
-      </w:r>
-      <w:r>
-        <w:rPr>
-          <w:rStyle w:val="VerbatimChar"/>
-        </w:rPr>
-        <w:t xml:space="preserve">  dr_ratio_max                 = 0.40   (policy constant, per HC-6 definition)</w:t>
+    </w:p>
+    <w:p>
+      <w:pPr>
+        <w:pStyle w:val="BlockText"/>
+      </w:pPr>
+      <w:r>
+        <w:rPr>
+          <w:bCs/>
+          <w:b/>
+        </w:rPr>
+        <w:t xml:space="preserve">Note:</w:t>
+      </w:r>
+      <w:r>
+        <w:t xml:space="preserve"> </w:t>
+      </w:r>
+      <w:r>
+        <w:t xml:space="preserve">The former</w:t>
+      </w:r>
+      <w:r>
+        <w:t xml:space="preserve"> </w:t>
+      </w:r>
+      <w:r>
+        <w:rPr>
+          <w:rStyle w:val="VerbatimChar"/>
+        </w:rPr>
+        <w:t xml:space="preserve">customer_requested_dr_slots = prod_vm_count × dr_ratio_max (0.40)</w:t>
+      </w:r>
+      <w:r>
+        <w:t xml:space="preserve"> </w:t>
+      </w:r>
+      <w:r>
+        <w:t xml:space="preserve">is</w:t>
+      </w:r>
+      <w:r>
+        <w:t xml:space="preserve"> </w:t>
+      </w:r>
+      <w:r>
+        <w:rPr>
+          <w:bCs/>
+          <w:b/>
+        </w:rPr>
+        <w:t xml:space="preserve">retired</w:t>
+      </w:r>
+      <w:r>
+        <w:t xml:space="preserve">. Per-customer DR demand is the configured DR bootstrap target (DR-007), and the destination-region DR floor is sized max-not-sum (see HC-7 below). Fixed</w:t>
+      </w:r>
+      <w:r>
+        <w:t xml:space="preserve"> </w:t>
+      </w:r>
+      <w:r>
+        <w:rPr>
+          <w:rStyle w:val="VerbatimChar"/>
+        </w:rPr>
+        <w:t xml:space="preserve">dr_ratio_*</w:t>
+      </w:r>
+      <w:r>
+        <w:t xml:space="preserve"> </w:t>
+      </w:r>
+      <w:r>
+        <w:t xml:space="preserve">(30–40%) model superseded — Calc Logic Reference Scenario 15 → 17.</w:t>
       </w:r>
     </w:p>
     <w:bookmarkEnd w:id="90"/>
@@ -15274,6 +15344,42 @@
           <w:rStyle w:val="VerbatimChar"/>
         </w:rPr>
         <w:t xml:space="preserve">  effective_nonprod_ceiling(R) = NonProd_DR_Group_Limit(R) − DR_Floor_vCPU(R)</w:t>
+      </w:r>
+      <w:r>
+        <w:br/>
+      </w:r>
+      <w:r>
+        <w:rPr>
+          <w:rStyle w:val="VerbatimChar"/>
+        </w:rPr>
+        <w:t xml:space="preserve">  DR_Floor_vCPU(R)             = Destination_DR_Requirement(R) × vCPU   # max-not-sum (A.6/DR-017)</w:t>
+      </w:r>
+      <w:r>
+        <w:br/>
+      </w:r>
+      <w:r>
+        <w:rPr>
+          <w:rStyle w:val="VerbatimChar"/>
+        </w:rPr>
+        <w:t xml:space="preserve">  Destination_DR_Requirement(R)= MAX(source portions failing over to R) # NOT Σ sources × dr_ratio;</w:t>
+      </w:r>
+      <w:r>
+        <w:br/>
+      </w:r>
+      <w:r>
+        <w:rPr>
+          <w:rStyle w:val="VerbatimChar"/>
+        </w:rPr>
+        <w:t xml:space="preserve">                                                                        # per-scope SUM override (C-11)</w:t>
+      </w:r>
+      <w:r>
+        <w:br/>
+      </w:r>
+      <w:r>
+        <w:rPr>
+          <w:rStyle w:val="VerbatimChar"/>
+        </w:rPr>
+        <w:t xml:space="preserve">                                                                        # only for contractual concurrent failure</w:t>
       </w:r>
     </w:p>
     <w:p>

--- a/Architecture/adr/acrme_adr_007_crg_deployment_model.docx
+++ b/Architecture/adr/acrme_adr_007_crg_deployment_model.docx
@@ -1820,13 +1820,13 @@
         <w:rPr>
           <w:rStyle w:val="VerbatimChar"/>
         </w:rPr>
-        <w:t xml:space="preserve">[Baseline Requirement — POC-001 — POC-gated]</w:t>
-      </w:r>
-      <w:r>
-        <w:t xml:space="preserve"> </w:t>
-      </w:r>
-      <w:r>
-        <w:t xml:space="preserve">Quota behaviour in consumer subscriptions when consuming a shared reservation is unconfirmed. QUA-013 assumes quota lives in the consumer subscription; this remains a top technical unknown requiring POC validation before production reliance.</w:t>
+        <w:t xml:space="preserve">[Baseline Requirement — POC-001 → QUA-013 — Documented]</w:t>
+      </w:r>
+      <w:r>
+        <w:t xml:space="preserve"> </w:t>
+      </w:r>
+      <w:r>
+        <w:t xml:space="preserve">Quota behaviour in consumer subscriptions when consuming a shared reservation is now documented in Requirements Baseline v2.5 (QUA-013): the consumer subscription must hold its own quota; the provider needs quota to create/grow the reservation. Confirmation of the specific API version implementing this behaviour remains pending POC validation.</w:t>
       </w:r>
     </w:p>
     <w:p>
@@ -13245,6 +13245,24 @@
         <w:t xml:space="preserve">16.3 Unresolved Decisions</w:t>
       </w:r>
     </w:p>
+    <w:p>
+      <w:pPr>
+        <w:pStyle w:val="BlockText"/>
+      </w:pPr>
+      <w:r>
+        <w:rPr>
+          <w:bCs/>
+          <w:b/>
+        </w:rPr>
+        <w:t xml:space="preserve">Note:</w:t>
+      </w:r>
+      <w:r>
+        <w:t xml:space="preserve"> </w:t>
+      </w:r>
+      <w:r>
+        <w:t xml:space="preserve">DEC-002 and DEC-003 are baseline-registered open decisions (see Requirements Baseline v2.5 § Open Decisions). The remaining items use ADR-007-local tracking notation (ADR-007-DEC-XX) pending registration in the baseline’s decision register.</w:t>
+      </w:r>
+    </w:p>
     <w:tbl>
       <w:tblPr>
         <w:tblStyle w:val="Table"/>
@@ -13439,7 +13457,7 @@
               <w:jc w:val="left"/>
             </w:pPr>
             <w:r>
-              <w:t xml:space="preserve">DEC-004</w:t>
+              <w:t xml:space="preserve">ADR-007-DEC-01</w:t>
             </w:r>
           </w:p>
         </w:tc>
@@ -13499,7 +13517,7 @@
               <w:jc w:val="left"/>
             </w:pPr>
             <w:r>
-              <w:t xml:space="preserve">DEC-005</w:t>
+              <w:t xml:space="preserve">ADR-007-DEC-02</w:t>
             </w:r>
           </w:p>
         </w:tc>
@@ -13559,7 +13577,7 @@
               <w:jc w:val="left"/>
             </w:pPr>
             <w:r>
-              <w:t xml:space="preserve">DEC-006</w:t>
+              <w:t xml:space="preserve">ADR-007-DEC-03</w:t>
             </w:r>
           </w:p>
         </w:tc>
